--- a/outputs/08_委托指令单_2026-09-14.docx
+++ b/outputs/08_委托指令单_2026-09-14.docx
@@ -30,20 +30,1438 @@
         <w:t>请在同花顺模拟炒股APP中按下列指令核对后下单；成交后无需手工登记，auto模式下账本自动记账，manual模式下将成交价回填 data/trades.csv。</w:t>
       </w:r>
     </w:p>
-    <w:p>
-      <w:pPr>
-        <w:spacing w:after="120" w:line="312" w:lineRule="auto"/>
-        <w:jc w:val="left"/>
-      </w:pPr>
-      <w:r>
-        <w:rPr>
-          <w:rFonts w:ascii="Times New Roman" w:hAnsi="Times New Roman" w:eastAsia="宋体"/>
-          <w:b w:val="0"/>
-          <w:sz w:val="24"/>
-        </w:rPr>
-        <w:t>本日无操作信号，不进行交易。</w:t>
-      </w:r>
-    </w:p>
+    <w:tbl>
+      <w:tblPr>
+        <w:tblStyle w:val="TableGrid"/>
+        <w:tblW w:type="auto" w:w="0"/>
+        <w:jc w:val="center"/>
+        <w:tblLook w:firstColumn="1" w:firstRow="1" w:lastColumn="0" w:lastRow="0" w:noHBand="0" w:noVBand="1" w:val="04A0"/>
+      </w:tblPr>
+      <w:tblGrid>
+        <w:gridCol w:w="1234"/>
+        <w:gridCol w:w="1234"/>
+        <w:gridCol w:w="1234"/>
+        <w:gridCol w:w="1234"/>
+        <w:gridCol w:w="1234"/>
+        <w:gridCol w:w="1234"/>
+        <w:gridCol w:w="1234"/>
+      </w:tblGrid>
+      <w:tr>
+        <w:tc>
+          <w:tcPr>
+            <w:tcW w:type="dxa" w:w="907"/>
+          </w:tcPr>
+          <w:p>
+            <w:pPr>
+              <w:jc w:val="center"/>
+            </w:pPr>
+            <w:r/>
+            <w:r>
+              <w:rPr>
+                <w:rFonts w:ascii="Times New Roman" w:hAnsi="Times New Roman" w:eastAsia="宋体"/>
+                <w:b/>
+                <w:sz w:val="18"/>
+              </w:rPr>
+              <w:t>方向</w:t>
+            </w:r>
+          </w:p>
+        </w:tc>
+        <w:tc>
+          <w:tcPr>
+            <w:tcW w:type="dxa" w:w="1474"/>
+          </w:tcPr>
+          <w:p>
+            <w:pPr>
+              <w:jc w:val="center"/>
+            </w:pPr>
+            <w:r/>
+            <w:r>
+              <w:rPr>
+                <w:rFonts w:ascii="Times New Roman" w:hAnsi="Times New Roman" w:eastAsia="宋体"/>
+                <w:b/>
+                <w:sz w:val="18"/>
+              </w:rPr>
+              <w:t>证券名称</w:t>
+            </w:r>
+          </w:p>
+        </w:tc>
+        <w:tc>
+          <w:tcPr>
+            <w:tcW w:type="dxa" w:w="1247"/>
+          </w:tcPr>
+          <w:p>
+            <w:pPr>
+              <w:jc w:val="center"/>
+            </w:pPr>
+            <w:r/>
+            <w:r>
+              <w:rPr>
+                <w:rFonts w:ascii="Times New Roman" w:hAnsi="Times New Roman" w:eastAsia="宋体"/>
+                <w:b/>
+                <w:sz w:val="18"/>
+              </w:rPr>
+              <w:t>代码</w:t>
+            </w:r>
+          </w:p>
+        </w:tc>
+        <w:tc>
+          <w:tcPr>
+            <w:tcW w:type="dxa" w:w="1020"/>
+          </w:tcPr>
+          <w:p>
+            <w:pPr>
+              <w:jc w:val="center"/>
+            </w:pPr>
+            <w:r/>
+            <w:r>
+              <w:rPr>
+                <w:rFonts w:ascii="Times New Roman" w:hAnsi="Times New Roman" w:eastAsia="宋体"/>
+                <w:b/>
+                <w:sz w:val="18"/>
+              </w:rPr>
+              <w:t>参考价</w:t>
+            </w:r>
+          </w:p>
+        </w:tc>
+        <w:tc>
+          <w:tcPr>
+            <w:tcW w:type="dxa" w:w="1134"/>
+          </w:tcPr>
+          <w:p>
+            <w:pPr>
+              <w:jc w:val="center"/>
+            </w:pPr>
+            <w:r/>
+            <w:r>
+              <w:rPr>
+                <w:rFonts w:ascii="Times New Roman" w:hAnsi="Times New Roman" w:eastAsia="宋体"/>
+                <w:b/>
+                <w:sz w:val="18"/>
+              </w:rPr>
+              <w:t>数量(股)</w:t>
+            </w:r>
+          </w:p>
+        </w:tc>
+        <w:tc>
+          <w:tcPr>
+            <w:tcW w:type="dxa" w:w="1361"/>
+          </w:tcPr>
+          <w:p>
+            <w:pPr>
+              <w:jc w:val="center"/>
+            </w:pPr>
+            <w:r/>
+            <w:r>
+              <w:rPr>
+                <w:rFonts w:ascii="Times New Roman" w:hAnsi="Times New Roman" w:eastAsia="宋体"/>
+                <w:b/>
+                <w:sz w:val="18"/>
+              </w:rPr>
+              <w:t>金额(元)</w:t>
+            </w:r>
+          </w:p>
+        </w:tc>
+        <w:tc>
+          <w:tcPr>
+            <w:tcW w:type="dxa" w:w="3402"/>
+          </w:tcPr>
+          <w:p>
+            <w:pPr>
+              <w:jc w:val="center"/>
+            </w:pPr>
+            <w:r/>
+            <w:r>
+              <w:rPr>
+                <w:rFonts w:ascii="Times New Roman" w:hAnsi="Times New Roman" w:eastAsia="宋体"/>
+                <w:b/>
+                <w:sz w:val="18"/>
+              </w:rPr>
+              <w:t>理由</w:t>
+            </w:r>
+          </w:p>
+        </w:tc>
+      </w:tr>
+      <w:tr>
+        <w:tc>
+          <w:tcPr>
+            <w:tcW w:type="dxa" w:w="907"/>
+          </w:tcPr>
+          <w:p>
+            <w:pPr>
+              <w:jc w:val="center"/>
+            </w:pPr>
+            <w:r/>
+            <w:r>
+              <w:rPr>
+                <w:rFonts w:ascii="Times New Roman" w:hAnsi="Times New Roman" w:eastAsia="宋体"/>
+                <w:sz w:val="18"/>
+              </w:rPr>
+              <w:t>买入</w:t>
+            </w:r>
+          </w:p>
+        </w:tc>
+        <w:tc>
+          <w:tcPr>
+            <w:tcW w:type="dxa" w:w="1474"/>
+          </w:tcPr>
+          <w:p>
+            <w:pPr>
+              <w:jc w:val="center"/>
+            </w:pPr>
+            <w:r/>
+            <w:r>
+              <w:rPr>
+                <w:rFonts w:ascii="Times New Roman" w:hAnsi="Times New Roman" w:eastAsia="宋体"/>
+                <w:sz w:val="18"/>
+              </w:rPr>
+              <w:t>睿创微纳</w:t>
+            </w:r>
+          </w:p>
+        </w:tc>
+        <w:tc>
+          <w:tcPr>
+            <w:tcW w:type="dxa" w:w="1247"/>
+          </w:tcPr>
+          <w:p>
+            <w:pPr>
+              <w:jc w:val="center"/>
+            </w:pPr>
+            <w:r/>
+            <w:r>
+              <w:rPr>
+                <w:rFonts w:ascii="Times New Roman" w:hAnsi="Times New Roman" w:eastAsia="宋体"/>
+                <w:sz w:val="18"/>
+              </w:rPr>
+              <w:t>688002</w:t>
+            </w:r>
+          </w:p>
+        </w:tc>
+        <w:tc>
+          <w:tcPr>
+            <w:tcW w:type="dxa" w:w="1020"/>
+          </w:tcPr>
+          <w:p>
+            <w:pPr>
+              <w:jc w:val="center"/>
+            </w:pPr>
+            <w:r/>
+            <w:r>
+              <w:rPr>
+                <w:rFonts w:ascii="Times New Roman" w:hAnsi="Times New Roman" w:eastAsia="宋体"/>
+                <w:sz w:val="18"/>
+              </w:rPr>
+              <w:t>177.58</w:t>
+            </w:r>
+          </w:p>
+        </w:tc>
+        <w:tc>
+          <w:tcPr>
+            <w:tcW w:type="dxa" w:w="1134"/>
+          </w:tcPr>
+          <w:p>
+            <w:pPr>
+              <w:jc w:val="center"/>
+            </w:pPr>
+            <w:r/>
+            <w:r>
+              <w:rPr>
+                <w:rFonts w:ascii="Times New Roman" w:hAnsi="Times New Roman" w:eastAsia="宋体"/>
+                <w:sz w:val="18"/>
+              </w:rPr>
+              <w:t>1000</w:t>
+            </w:r>
+          </w:p>
+        </w:tc>
+        <w:tc>
+          <w:tcPr>
+            <w:tcW w:type="dxa" w:w="1361"/>
+          </w:tcPr>
+          <w:p>
+            <w:pPr>
+              <w:jc w:val="center"/>
+            </w:pPr>
+            <w:r/>
+            <w:r>
+              <w:rPr>
+                <w:rFonts w:ascii="Times New Roman" w:hAnsi="Times New Roman" w:eastAsia="宋体"/>
+                <w:sz w:val="18"/>
+              </w:rPr>
+              <w:t>177580</w:t>
+            </w:r>
+          </w:p>
+        </w:tc>
+        <w:tc>
+          <w:tcPr>
+            <w:tcW w:type="dxa" w:w="3402"/>
+          </w:tcPr>
+          <w:p>
+            <w:pPr>
+              <w:jc w:val="center"/>
+            </w:pPr>
+            <w:r/>
+            <w:r>
+              <w:rPr>
+                <w:rFonts w:ascii="Times New Roman" w:hAnsi="Times New Roman" w:eastAsia="宋体"/>
+                <w:sz w:val="18"/>
+              </w:rPr>
+              <w:t>人工采纳 09-13《明日买入建议》★核心1：全市场 5558 只筛选、双源校验后综合排序第 1 名。</w:t>
+            </w:r>
+          </w:p>
+        </w:tc>
+      </w:tr>
+      <w:tr>
+        <w:tc>
+          <w:tcPr>
+            <w:tcW w:type="dxa" w:w="907"/>
+          </w:tcPr>
+          <w:p>
+            <w:pPr>
+              <w:jc w:val="center"/>
+            </w:pPr>
+            <w:r/>
+            <w:r>
+              <w:rPr>
+                <w:rFonts w:ascii="Times New Roman" w:hAnsi="Times New Roman" w:eastAsia="宋体"/>
+                <w:sz w:val="18"/>
+              </w:rPr>
+              <w:t>买入</w:t>
+            </w:r>
+          </w:p>
+        </w:tc>
+        <w:tc>
+          <w:tcPr>
+            <w:tcW w:type="dxa" w:w="1474"/>
+          </w:tcPr>
+          <w:p>
+            <w:pPr>
+              <w:jc w:val="center"/>
+            </w:pPr>
+            <w:r/>
+            <w:r>
+              <w:rPr>
+                <w:rFonts w:ascii="Times New Roman" w:hAnsi="Times New Roman" w:eastAsia="宋体"/>
+                <w:sz w:val="18"/>
+              </w:rPr>
+              <w:t>星网锐捷</w:t>
+            </w:r>
+          </w:p>
+        </w:tc>
+        <w:tc>
+          <w:tcPr>
+            <w:tcW w:type="dxa" w:w="1247"/>
+          </w:tcPr>
+          <w:p>
+            <w:pPr>
+              <w:jc w:val="center"/>
+            </w:pPr>
+            <w:r/>
+            <w:r>
+              <w:rPr>
+                <w:rFonts w:ascii="Times New Roman" w:hAnsi="Times New Roman" w:eastAsia="宋体"/>
+                <w:sz w:val="18"/>
+              </w:rPr>
+              <w:t>002396</w:t>
+            </w:r>
+          </w:p>
+        </w:tc>
+        <w:tc>
+          <w:tcPr>
+            <w:tcW w:type="dxa" w:w="1020"/>
+          </w:tcPr>
+          <w:p>
+            <w:pPr>
+              <w:jc w:val="center"/>
+            </w:pPr>
+            <w:r/>
+            <w:r>
+              <w:rPr>
+                <w:rFonts w:ascii="Times New Roman" w:hAnsi="Times New Roman" w:eastAsia="宋体"/>
+                <w:sz w:val="18"/>
+              </w:rPr>
+              <w:t>35.87</w:t>
+            </w:r>
+          </w:p>
+        </w:tc>
+        <w:tc>
+          <w:tcPr>
+            <w:tcW w:type="dxa" w:w="1134"/>
+          </w:tcPr>
+          <w:p>
+            <w:pPr>
+              <w:jc w:val="center"/>
+            </w:pPr>
+            <w:r/>
+            <w:r>
+              <w:rPr>
+                <w:rFonts w:ascii="Times New Roman" w:hAnsi="Times New Roman" w:eastAsia="宋体"/>
+                <w:sz w:val="18"/>
+              </w:rPr>
+              <w:t>10000</w:t>
+            </w:r>
+          </w:p>
+        </w:tc>
+        <w:tc>
+          <w:tcPr>
+            <w:tcW w:type="dxa" w:w="1361"/>
+          </w:tcPr>
+          <w:p>
+            <w:pPr>
+              <w:jc w:val="center"/>
+            </w:pPr>
+            <w:r/>
+            <w:r>
+              <w:rPr>
+                <w:rFonts w:ascii="Times New Roman" w:hAnsi="Times New Roman" w:eastAsia="宋体"/>
+                <w:sz w:val="18"/>
+              </w:rPr>
+              <w:t>358700</w:t>
+            </w:r>
+          </w:p>
+        </w:tc>
+        <w:tc>
+          <w:tcPr>
+            <w:tcW w:type="dxa" w:w="3402"/>
+          </w:tcPr>
+          <w:p>
+            <w:pPr>
+              <w:jc w:val="center"/>
+            </w:pPr>
+            <w:r/>
+            <w:r>
+              <w:rPr>
+                <w:rFonts w:ascii="Times New Roman" w:hAnsi="Times New Roman" w:eastAsia="宋体"/>
+                <w:sz w:val="18"/>
+              </w:rPr>
+              <w:t>人工主动建仓（不在 09-13 建议名单内）：星网锐捷属当日资金流入的通信设备方向，人工判断延续性。</w:t>
+            </w:r>
+          </w:p>
+        </w:tc>
+      </w:tr>
+      <w:tr>
+        <w:tc>
+          <w:tcPr>
+            <w:tcW w:type="dxa" w:w="907"/>
+          </w:tcPr>
+          <w:p>
+            <w:pPr>
+              <w:jc w:val="center"/>
+            </w:pPr>
+            <w:r/>
+            <w:r>
+              <w:rPr>
+                <w:rFonts w:ascii="Times New Roman" w:hAnsi="Times New Roman" w:eastAsia="宋体"/>
+                <w:sz w:val="18"/>
+              </w:rPr>
+              <w:t>买入</w:t>
+            </w:r>
+          </w:p>
+        </w:tc>
+        <w:tc>
+          <w:tcPr>
+            <w:tcW w:type="dxa" w:w="1474"/>
+          </w:tcPr>
+          <w:p>
+            <w:pPr>
+              <w:jc w:val="center"/>
+            </w:pPr>
+            <w:r/>
+            <w:r>
+              <w:rPr>
+                <w:rFonts w:ascii="Times New Roman" w:hAnsi="Times New Roman" w:eastAsia="宋体"/>
+                <w:sz w:val="18"/>
+              </w:rPr>
+              <w:t>招商轮船</w:t>
+            </w:r>
+          </w:p>
+        </w:tc>
+        <w:tc>
+          <w:tcPr>
+            <w:tcW w:type="dxa" w:w="1247"/>
+          </w:tcPr>
+          <w:p>
+            <w:pPr>
+              <w:jc w:val="center"/>
+            </w:pPr>
+            <w:r/>
+            <w:r>
+              <w:rPr>
+                <w:rFonts w:ascii="Times New Roman" w:hAnsi="Times New Roman" w:eastAsia="宋体"/>
+                <w:sz w:val="18"/>
+              </w:rPr>
+              <w:t>601872</w:t>
+            </w:r>
+          </w:p>
+        </w:tc>
+        <w:tc>
+          <w:tcPr>
+            <w:tcW w:type="dxa" w:w="1020"/>
+          </w:tcPr>
+          <w:p>
+            <w:pPr>
+              <w:jc w:val="center"/>
+            </w:pPr>
+            <w:r/>
+            <w:r>
+              <w:rPr>
+                <w:rFonts w:ascii="Times New Roman" w:hAnsi="Times New Roman" w:eastAsia="宋体"/>
+                <w:sz w:val="18"/>
+              </w:rPr>
+              <w:t>20.76</w:t>
+            </w:r>
+          </w:p>
+        </w:tc>
+        <w:tc>
+          <w:tcPr>
+            <w:tcW w:type="dxa" w:w="1134"/>
+          </w:tcPr>
+          <w:p>
+            <w:pPr>
+              <w:jc w:val="center"/>
+            </w:pPr>
+            <w:r/>
+            <w:r>
+              <w:rPr>
+                <w:rFonts w:ascii="Times New Roman" w:hAnsi="Times New Roman" w:eastAsia="宋体"/>
+                <w:sz w:val="18"/>
+              </w:rPr>
+              <w:t>1000</w:t>
+            </w:r>
+          </w:p>
+        </w:tc>
+        <w:tc>
+          <w:tcPr>
+            <w:tcW w:type="dxa" w:w="1361"/>
+          </w:tcPr>
+          <w:p>
+            <w:pPr>
+              <w:jc w:val="center"/>
+            </w:pPr>
+            <w:r/>
+            <w:r>
+              <w:rPr>
+                <w:rFonts w:ascii="Times New Roman" w:hAnsi="Times New Roman" w:eastAsia="宋体"/>
+                <w:sz w:val="18"/>
+              </w:rPr>
+              <w:t>20760</w:t>
+            </w:r>
+          </w:p>
+        </w:tc>
+        <w:tc>
+          <w:tcPr>
+            <w:tcW w:type="dxa" w:w="3402"/>
+          </w:tcPr>
+          <w:p>
+            <w:pPr>
+              <w:jc w:val="center"/>
+            </w:pPr>
+            <w:r/>
+            <w:r>
+              <w:rPr>
+                <w:rFonts w:ascii="Times New Roman" w:hAnsi="Times New Roman" w:eastAsia="宋体"/>
+                <w:sz w:val="18"/>
+              </w:rPr>
+              <w:t>人工采纳 09-13《明日买入建议》○价值5：候选池预筛第 5 名，航运港口方向、低估值（PE14.9）。</w:t>
+            </w:r>
+          </w:p>
+        </w:tc>
+      </w:tr>
+      <w:tr>
+        <w:tc>
+          <w:tcPr>
+            <w:tcW w:type="dxa" w:w="907"/>
+          </w:tcPr>
+          <w:p>
+            <w:pPr>
+              <w:jc w:val="center"/>
+            </w:pPr>
+            <w:r/>
+            <w:r>
+              <w:rPr>
+                <w:rFonts w:ascii="Times New Roman" w:hAnsi="Times New Roman" w:eastAsia="宋体"/>
+                <w:sz w:val="18"/>
+              </w:rPr>
+              <w:t>买入</w:t>
+            </w:r>
+          </w:p>
+        </w:tc>
+        <w:tc>
+          <w:tcPr>
+            <w:tcW w:type="dxa" w:w="1474"/>
+          </w:tcPr>
+          <w:p>
+            <w:pPr>
+              <w:jc w:val="center"/>
+            </w:pPr>
+            <w:r/>
+            <w:r>
+              <w:rPr>
+                <w:rFonts w:ascii="Times New Roman" w:hAnsi="Times New Roman" w:eastAsia="宋体"/>
+                <w:sz w:val="18"/>
+              </w:rPr>
+              <w:t>哈药股份</w:t>
+            </w:r>
+          </w:p>
+        </w:tc>
+        <w:tc>
+          <w:tcPr>
+            <w:tcW w:type="dxa" w:w="1247"/>
+          </w:tcPr>
+          <w:p>
+            <w:pPr>
+              <w:jc w:val="center"/>
+            </w:pPr>
+            <w:r/>
+            <w:r>
+              <w:rPr>
+                <w:rFonts w:ascii="Times New Roman" w:hAnsi="Times New Roman" w:eastAsia="宋体"/>
+                <w:sz w:val="18"/>
+              </w:rPr>
+              <w:t>600664</w:t>
+            </w:r>
+          </w:p>
+        </w:tc>
+        <w:tc>
+          <w:tcPr>
+            <w:tcW w:type="dxa" w:w="1020"/>
+          </w:tcPr>
+          <w:p>
+            <w:pPr>
+              <w:jc w:val="center"/>
+            </w:pPr>
+            <w:r/>
+            <w:r>
+              <w:rPr>
+                <w:rFonts w:ascii="Times New Roman" w:hAnsi="Times New Roman" w:eastAsia="宋体"/>
+                <w:sz w:val="18"/>
+              </w:rPr>
+              <w:t>7.33</w:t>
+            </w:r>
+          </w:p>
+        </w:tc>
+        <w:tc>
+          <w:tcPr>
+            <w:tcW w:type="dxa" w:w="1134"/>
+          </w:tcPr>
+          <w:p>
+            <w:pPr>
+              <w:jc w:val="center"/>
+            </w:pPr>
+            <w:r/>
+            <w:r>
+              <w:rPr>
+                <w:rFonts w:ascii="Times New Roman" w:hAnsi="Times New Roman" w:eastAsia="宋体"/>
+                <w:sz w:val="18"/>
+              </w:rPr>
+              <w:t>5000</w:t>
+            </w:r>
+          </w:p>
+        </w:tc>
+        <w:tc>
+          <w:tcPr>
+            <w:tcW w:type="dxa" w:w="1361"/>
+          </w:tcPr>
+          <w:p>
+            <w:pPr>
+              <w:jc w:val="center"/>
+            </w:pPr>
+            <w:r/>
+            <w:r>
+              <w:rPr>
+                <w:rFonts w:ascii="Times New Roman" w:hAnsi="Times New Roman" w:eastAsia="宋体"/>
+                <w:sz w:val="18"/>
+              </w:rPr>
+              <w:t>36650</w:t>
+            </w:r>
+          </w:p>
+        </w:tc>
+        <w:tc>
+          <w:tcPr>
+            <w:tcW w:type="dxa" w:w="3402"/>
+          </w:tcPr>
+          <w:p>
+            <w:pPr>
+              <w:jc w:val="center"/>
+            </w:pPr>
+            <w:r/>
+            <w:r>
+              <w:rPr>
+                <w:rFonts w:ascii="Times New Roman" w:hAnsi="Times New Roman" w:eastAsia="宋体"/>
+                <w:sz w:val="18"/>
+              </w:rPr>
+              <w:t>人工采纳 09-13《明日买入建议》★核心2：候选池第 2 名；当日该股 +4.43%，成交价高于前收盘。</w:t>
+            </w:r>
+          </w:p>
+        </w:tc>
+      </w:tr>
+      <w:tr>
+        <w:tc>
+          <w:tcPr>
+            <w:tcW w:type="dxa" w:w="907"/>
+          </w:tcPr>
+          <w:p>
+            <w:pPr>
+              <w:jc w:val="center"/>
+            </w:pPr>
+            <w:r/>
+            <w:r>
+              <w:rPr>
+                <w:rFonts w:ascii="Times New Roman" w:hAnsi="Times New Roman" w:eastAsia="宋体"/>
+                <w:sz w:val="18"/>
+              </w:rPr>
+              <w:t>买入</w:t>
+            </w:r>
+          </w:p>
+        </w:tc>
+        <w:tc>
+          <w:tcPr>
+            <w:tcW w:type="dxa" w:w="1474"/>
+          </w:tcPr>
+          <w:p>
+            <w:pPr>
+              <w:jc w:val="center"/>
+            </w:pPr>
+            <w:r/>
+            <w:r>
+              <w:rPr>
+                <w:rFonts w:ascii="Times New Roman" w:hAnsi="Times New Roman" w:eastAsia="宋体"/>
+                <w:sz w:val="18"/>
+              </w:rPr>
+              <w:t>深信服</w:t>
+            </w:r>
+          </w:p>
+        </w:tc>
+        <w:tc>
+          <w:tcPr>
+            <w:tcW w:type="dxa" w:w="1247"/>
+          </w:tcPr>
+          <w:p>
+            <w:pPr>
+              <w:jc w:val="center"/>
+            </w:pPr>
+            <w:r/>
+            <w:r>
+              <w:rPr>
+                <w:rFonts w:ascii="Times New Roman" w:hAnsi="Times New Roman" w:eastAsia="宋体"/>
+                <w:sz w:val="18"/>
+              </w:rPr>
+              <w:t>300454</w:t>
+            </w:r>
+          </w:p>
+        </w:tc>
+        <w:tc>
+          <w:tcPr>
+            <w:tcW w:type="dxa" w:w="1020"/>
+          </w:tcPr>
+          <w:p>
+            <w:pPr>
+              <w:jc w:val="center"/>
+            </w:pPr>
+            <w:r/>
+            <w:r>
+              <w:rPr>
+                <w:rFonts w:ascii="Times New Roman" w:hAnsi="Times New Roman" w:eastAsia="宋体"/>
+                <w:sz w:val="18"/>
+              </w:rPr>
+              <w:t>136.73</w:t>
+            </w:r>
+          </w:p>
+        </w:tc>
+        <w:tc>
+          <w:tcPr>
+            <w:tcW w:type="dxa" w:w="1134"/>
+          </w:tcPr>
+          <w:p>
+            <w:pPr>
+              <w:jc w:val="center"/>
+            </w:pPr>
+            <w:r/>
+            <w:r>
+              <w:rPr>
+                <w:rFonts w:ascii="Times New Roman" w:hAnsi="Times New Roman" w:eastAsia="宋体"/>
+                <w:sz w:val="18"/>
+              </w:rPr>
+              <w:t>500</w:t>
+            </w:r>
+          </w:p>
+        </w:tc>
+        <w:tc>
+          <w:tcPr>
+            <w:tcW w:type="dxa" w:w="1361"/>
+          </w:tcPr>
+          <w:p>
+            <w:pPr>
+              <w:jc w:val="center"/>
+            </w:pPr>
+            <w:r/>
+            <w:r>
+              <w:rPr>
+                <w:rFonts w:ascii="Times New Roman" w:hAnsi="Times New Roman" w:eastAsia="宋体"/>
+                <w:sz w:val="18"/>
+              </w:rPr>
+              <w:t>68365</w:t>
+            </w:r>
+          </w:p>
+        </w:tc>
+        <w:tc>
+          <w:tcPr>
+            <w:tcW w:type="dxa" w:w="3402"/>
+          </w:tcPr>
+          <w:p>
+            <w:pPr>
+              <w:jc w:val="center"/>
+            </w:pPr>
+            <w:r/>
+            <w:r>
+              <w:rPr>
+                <w:rFonts w:ascii="Times New Roman" w:hAnsi="Times New Roman" w:eastAsia="宋体"/>
+                <w:sz w:val="18"/>
+              </w:rPr>
+              <w:t>人工主动建仓（不在 09-13 建议名单内）：深信服属当日 +4.96% 的网络安全/云计算方向，人工判断动量延续。</w:t>
+            </w:r>
+          </w:p>
+        </w:tc>
+      </w:tr>
+      <w:tr>
+        <w:tc>
+          <w:tcPr>
+            <w:tcW w:type="dxa" w:w="907"/>
+          </w:tcPr>
+          <w:p>
+            <w:pPr>
+              <w:jc w:val="center"/>
+            </w:pPr>
+            <w:r/>
+            <w:r>
+              <w:rPr>
+                <w:rFonts w:ascii="Times New Roman" w:hAnsi="Times New Roman" w:eastAsia="宋体"/>
+                <w:sz w:val="18"/>
+              </w:rPr>
+              <w:t>卖出</w:t>
+            </w:r>
+          </w:p>
+        </w:tc>
+        <w:tc>
+          <w:tcPr>
+            <w:tcW w:type="dxa" w:w="1474"/>
+          </w:tcPr>
+          <w:p>
+            <w:pPr>
+              <w:jc w:val="center"/>
+            </w:pPr>
+            <w:r/>
+            <w:r>
+              <w:rPr>
+                <w:rFonts w:ascii="Times New Roman" w:hAnsi="Times New Roman" w:eastAsia="宋体"/>
+                <w:sz w:val="18"/>
+              </w:rPr>
+              <w:t>紫金矿业</w:t>
+            </w:r>
+          </w:p>
+        </w:tc>
+        <w:tc>
+          <w:tcPr>
+            <w:tcW w:type="dxa" w:w="1247"/>
+          </w:tcPr>
+          <w:p>
+            <w:pPr>
+              <w:jc w:val="center"/>
+            </w:pPr>
+            <w:r/>
+            <w:r>
+              <w:rPr>
+                <w:rFonts w:ascii="Times New Roman" w:hAnsi="Times New Roman" w:eastAsia="宋体"/>
+                <w:sz w:val="18"/>
+              </w:rPr>
+              <w:t>601899</w:t>
+            </w:r>
+          </w:p>
+        </w:tc>
+        <w:tc>
+          <w:tcPr>
+            <w:tcW w:type="dxa" w:w="1020"/>
+          </w:tcPr>
+          <w:p>
+            <w:pPr>
+              <w:jc w:val="center"/>
+            </w:pPr>
+            <w:r/>
+            <w:r>
+              <w:rPr>
+                <w:rFonts w:ascii="Times New Roman" w:hAnsi="Times New Roman" w:eastAsia="宋体"/>
+                <w:sz w:val="18"/>
+              </w:rPr>
+              <w:t>32.25</w:t>
+            </w:r>
+          </w:p>
+        </w:tc>
+        <w:tc>
+          <w:tcPr>
+            <w:tcW w:type="dxa" w:w="1134"/>
+          </w:tcPr>
+          <w:p>
+            <w:pPr>
+              <w:jc w:val="center"/>
+            </w:pPr>
+            <w:r/>
+            <w:r>
+              <w:rPr>
+                <w:rFonts w:ascii="Times New Roman" w:hAnsi="Times New Roman" w:eastAsia="宋体"/>
+                <w:sz w:val="18"/>
+              </w:rPr>
+              <w:t>7000</w:t>
+            </w:r>
+          </w:p>
+        </w:tc>
+        <w:tc>
+          <w:tcPr>
+            <w:tcW w:type="dxa" w:w="1361"/>
+          </w:tcPr>
+          <w:p>
+            <w:pPr>
+              <w:jc w:val="center"/>
+            </w:pPr>
+            <w:r/>
+            <w:r>
+              <w:rPr>
+                <w:rFonts w:ascii="Times New Roman" w:hAnsi="Times New Roman" w:eastAsia="宋体"/>
+                <w:sz w:val="18"/>
+              </w:rPr>
+              <w:t>225750</w:t>
+            </w:r>
+          </w:p>
+        </w:tc>
+        <w:tc>
+          <w:tcPr>
+            <w:tcW w:type="dxa" w:w="3402"/>
+          </w:tcPr>
+          <w:p>
+            <w:pPr>
+              <w:jc w:val="center"/>
+            </w:pPr>
+            <w:r/>
+            <w:r>
+              <w:rPr>
+                <w:rFonts w:ascii="Times New Roman" w:hAnsi="Times New Roman" w:eastAsia="宋体"/>
+                <w:sz w:val="18"/>
+              </w:rPr>
+              <w:t>人工执行调仓单（采纳AI修正意见）：09-14 跌破20日线，但仍在60日线上方且基本面优秀（ROE19.6%、净利+6</w:t>
+            </w:r>
+          </w:p>
+        </w:tc>
+      </w:tr>
+      <w:tr>
+        <w:tc>
+          <w:tcPr>
+            <w:tcW w:type="dxa" w:w="907"/>
+          </w:tcPr>
+          <w:p>
+            <w:pPr>
+              <w:jc w:val="center"/>
+            </w:pPr>
+            <w:r/>
+            <w:r>
+              <w:rPr>
+                <w:rFonts w:ascii="Times New Roman" w:hAnsi="Times New Roman" w:eastAsia="宋体"/>
+                <w:sz w:val="18"/>
+              </w:rPr>
+              <w:t>卖出</w:t>
+            </w:r>
+          </w:p>
+        </w:tc>
+        <w:tc>
+          <w:tcPr>
+            <w:tcW w:type="dxa" w:w="1474"/>
+          </w:tcPr>
+          <w:p>
+            <w:pPr>
+              <w:jc w:val="center"/>
+            </w:pPr>
+            <w:r/>
+            <w:r>
+              <w:rPr>
+                <w:rFonts w:ascii="Times New Roman" w:hAnsi="Times New Roman" w:eastAsia="宋体"/>
+                <w:sz w:val="18"/>
+              </w:rPr>
+              <w:t>星网锐捷</w:t>
+            </w:r>
+          </w:p>
+        </w:tc>
+        <w:tc>
+          <w:tcPr>
+            <w:tcW w:type="dxa" w:w="1247"/>
+          </w:tcPr>
+          <w:p>
+            <w:pPr>
+              <w:jc w:val="center"/>
+            </w:pPr>
+            <w:r/>
+            <w:r>
+              <w:rPr>
+                <w:rFonts w:ascii="Times New Roman" w:hAnsi="Times New Roman" w:eastAsia="宋体"/>
+                <w:sz w:val="18"/>
+              </w:rPr>
+              <w:t>002396</w:t>
+            </w:r>
+          </w:p>
+        </w:tc>
+        <w:tc>
+          <w:tcPr>
+            <w:tcW w:type="dxa" w:w="1020"/>
+          </w:tcPr>
+          <w:p>
+            <w:pPr>
+              <w:jc w:val="center"/>
+            </w:pPr>
+            <w:r/>
+            <w:r>
+              <w:rPr>
+                <w:rFonts w:ascii="Times New Roman" w:hAnsi="Times New Roman" w:eastAsia="宋体"/>
+                <w:sz w:val="18"/>
+              </w:rPr>
+              <w:t>34.82</w:t>
+            </w:r>
+          </w:p>
+        </w:tc>
+        <w:tc>
+          <w:tcPr>
+            <w:tcW w:type="dxa" w:w="1134"/>
+          </w:tcPr>
+          <w:p>
+            <w:pPr>
+              <w:jc w:val="center"/>
+            </w:pPr>
+            <w:r/>
+            <w:r>
+              <w:rPr>
+                <w:rFonts w:ascii="Times New Roman" w:hAnsi="Times New Roman" w:eastAsia="宋体"/>
+                <w:sz w:val="18"/>
+              </w:rPr>
+              <w:t>3900</w:t>
+            </w:r>
+          </w:p>
+        </w:tc>
+        <w:tc>
+          <w:tcPr>
+            <w:tcW w:type="dxa" w:w="1361"/>
+          </w:tcPr>
+          <w:p>
+            <w:pPr>
+              <w:jc w:val="center"/>
+            </w:pPr>
+            <w:r/>
+            <w:r>
+              <w:rPr>
+                <w:rFonts w:ascii="Times New Roman" w:hAnsi="Times New Roman" w:eastAsia="宋体"/>
+                <w:sz w:val="18"/>
+              </w:rPr>
+              <w:t>135798</w:t>
+            </w:r>
+          </w:p>
+        </w:tc>
+        <w:tc>
+          <w:tcPr>
+            <w:tcW w:type="dxa" w:w="3402"/>
+          </w:tcPr>
+          <w:p>
+            <w:pPr>
+              <w:jc w:val="center"/>
+            </w:pPr>
+            <w:r/>
+            <w:r>
+              <w:rPr>
+                <w:rFonts w:ascii="Times New Roman" w:hAnsi="Times New Roman" w:eastAsia="宋体"/>
+                <w:sz w:val="18"/>
+              </w:rPr>
+              <w:t>人工执行调仓单：09-14 当日建仓即跌破20日线，按纪律减未确认部分。</w:t>
+            </w:r>
+          </w:p>
+        </w:tc>
+      </w:tr>
+      <w:tr>
+        <w:tc>
+          <w:tcPr>
+            <w:tcW w:type="dxa" w:w="907"/>
+          </w:tcPr>
+          <w:p>
+            <w:pPr>
+              <w:jc w:val="center"/>
+            </w:pPr>
+            <w:r/>
+            <w:r>
+              <w:rPr>
+                <w:rFonts w:ascii="Times New Roman" w:hAnsi="Times New Roman" w:eastAsia="宋体"/>
+                <w:sz w:val="18"/>
+              </w:rPr>
+              <w:t>卖出</w:t>
+            </w:r>
+          </w:p>
+        </w:tc>
+        <w:tc>
+          <w:tcPr>
+            <w:tcW w:type="dxa" w:w="1474"/>
+          </w:tcPr>
+          <w:p>
+            <w:pPr>
+              <w:jc w:val="center"/>
+            </w:pPr>
+            <w:r/>
+            <w:r>
+              <w:rPr>
+                <w:rFonts w:ascii="Times New Roman" w:hAnsi="Times New Roman" w:eastAsia="宋体"/>
+                <w:sz w:val="18"/>
+              </w:rPr>
+              <w:t>新集能源</w:t>
+            </w:r>
+          </w:p>
+        </w:tc>
+        <w:tc>
+          <w:tcPr>
+            <w:tcW w:type="dxa" w:w="1247"/>
+          </w:tcPr>
+          <w:p>
+            <w:pPr>
+              <w:jc w:val="center"/>
+            </w:pPr>
+            <w:r/>
+            <w:r>
+              <w:rPr>
+                <w:rFonts w:ascii="Times New Roman" w:hAnsi="Times New Roman" w:eastAsia="宋体"/>
+                <w:sz w:val="18"/>
+              </w:rPr>
+              <w:t>601918</w:t>
+            </w:r>
+          </w:p>
+        </w:tc>
+        <w:tc>
+          <w:tcPr>
+            <w:tcW w:type="dxa" w:w="1020"/>
+          </w:tcPr>
+          <w:p>
+            <w:pPr>
+              <w:jc w:val="center"/>
+            </w:pPr>
+            <w:r/>
+            <w:r>
+              <w:rPr>
+                <w:rFonts w:ascii="Times New Roman" w:hAnsi="Times New Roman" w:eastAsia="宋体"/>
+                <w:sz w:val="18"/>
+              </w:rPr>
+              <w:t>10.32</w:t>
+            </w:r>
+          </w:p>
+        </w:tc>
+        <w:tc>
+          <w:tcPr>
+            <w:tcW w:type="dxa" w:w="1134"/>
+          </w:tcPr>
+          <w:p>
+            <w:pPr>
+              <w:jc w:val="center"/>
+            </w:pPr>
+            <w:r/>
+            <w:r>
+              <w:rPr>
+                <w:rFonts w:ascii="Times New Roman" w:hAnsi="Times New Roman" w:eastAsia="宋体"/>
+                <w:sz w:val="18"/>
+              </w:rPr>
+              <w:t>9500</w:t>
+            </w:r>
+          </w:p>
+        </w:tc>
+        <w:tc>
+          <w:tcPr>
+            <w:tcW w:type="dxa" w:w="1361"/>
+          </w:tcPr>
+          <w:p>
+            <w:pPr>
+              <w:jc w:val="center"/>
+            </w:pPr>
+            <w:r/>
+            <w:r>
+              <w:rPr>
+                <w:rFonts w:ascii="Times New Roman" w:hAnsi="Times New Roman" w:eastAsia="宋体"/>
+                <w:sz w:val="18"/>
+              </w:rPr>
+              <w:t>98040</w:t>
+            </w:r>
+          </w:p>
+        </w:tc>
+        <w:tc>
+          <w:tcPr>
+            <w:tcW w:type="dxa" w:w="3402"/>
+          </w:tcPr>
+          <w:p>
+            <w:pPr>
+              <w:jc w:val="center"/>
+            </w:pPr>
+            <w:r/>
+            <w:r>
+              <w:rPr>
+                <w:rFonts w:ascii="Times New Roman" w:hAnsi="Times New Roman" w:eastAsia="宋体"/>
+                <w:sz w:val="18"/>
+              </w:rPr>
+              <w:t>人工执行调仓单：跌破20日线且不在候选池内的非策略标的，减半保留观察仓。</w:t>
+            </w:r>
+          </w:p>
+        </w:tc>
+      </w:tr>
+      <w:tr>
+        <w:tc>
+          <w:tcPr>
+            <w:tcW w:type="dxa" w:w="907"/>
+          </w:tcPr>
+          <w:p>
+            <w:pPr>
+              <w:jc w:val="center"/>
+            </w:pPr>
+            <w:r/>
+            <w:r>
+              <w:rPr>
+                <w:rFonts w:ascii="Times New Roman" w:hAnsi="Times New Roman" w:eastAsia="宋体"/>
+                <w:sz w:val="18"/>
+              </w:rPr>
+              <w:t>卖出</w:t>
+            </w:r>
+          </w:p>
+        </w:tc>
+        <w:tc>
+          <w:tcPr>
+            <w:tcW w:type="dxa" w:w="1474"/>
+          </w:tcPr>
+          <w:p>
+            <w:pPr>
+              <w:jc w:val="center"/>
+            </w:pPr>
+            <w:r/>
+            <w:r>
+              <w:rPr>
+                <w:rFonts w:ascii="Times New Roman" w:hAnsi="Times New Roman" w:eastAsia="宋体"/>
+                <w:sz w:val="18"/>
+              </w:rPr>
+              <w:t>恺英网络</w:t>
+            </w:r>
+          </w:p>
+        </w:tc>
+        <w:tc>
+          <w:tcPr>
+            <w:tcW w:type="dxa" w:w="1247"/>
+          </w:tcPr>
+          <w:p>
+            <w:pPr>
+              <w:jc w:val="center"/>
+            </w:pPr>
+            <w:r/>
+            <w:r>
+              <w:rPr>
+                <w:rFonts w:ascii="Times New Roman" w:hAnsi="Times New Roman" w:eastAsia="宋体"/>
+                <w:sz w:val="18"/>
+              </w:rPr>
+              <w:t>002517</w:t>
+            </w:r>
+          </w:p>
+        </w:tc>
+        <w:tc>
+          <w:tcPr>
+            <w:tcW w:type="dxa" w:w="1020"/>
+          </w:tcPr>
+          <w:p>
+            <w:pPr>
+              <w:jc w:val="center"/>
+            </w:pPr>
+            <w:r/>
+            <w:r>
+              <w:rPr>
+                <w:rFonts w:ascii="Times New Roman" w:hAnsi="Times New Roman" w:eastAsia="宋体"/>
+                <w:sz w:val="18"/>
+              </w:rPr>
+              <w:t>17.01</w:t>
+            </w:r>
+          </w:p>
+        </w:tc>
+        <w:tc>
+          <w:tcPr>
+            <w:tcW w:type="dxa" w:w="1134"/>
+          </w:tcPr>
+          <w:p>
+            <w:pPr>
+              <w:jc w:val="center"/>
+            </w:pPr>
+            <w:r/>
+            <w:r>
+              <w:rPr>
+                <w:rFonts w:ascii="Times New Roman" w:hAnsi="Times New Roman" w:eastAsia="宋体"/>
+                <w:sz w:val="18"/>
+              </w:rPr>
+              <w:t>5000</w:t>
+            </w:r>
+          </w:p>
+        </w:tc>
+        <w:tc>
+          <w:tcPr>
+            <w:tcW w:type="dxa" w:w="1361"/>
+          </w:tcPr>
+          <w:p>
+            <w:pPr>
+              <w:jc w:val="center"/>
+            </w:pPr>
+            <w:r/>
+            <w:r>
+              <w:rPr>
+                <w:rFonts w:ascii="Times New Roman" w:hAnsi="Times New Roman" w:eastAsia="宋体"/>
+                <w:sz w:val="18"/>
+              </w:rPr>
+              <w:t>85050</w:t>
+            </w:r>
+          </w:p>
+        </w:tc>
+        <w:tc>
+          <w:tcPr>
+            <w:tcW w:type="dxa" w:w="3402"/>
+          </w:tcPr>
+          <w:p>
+            <w:pPr>
+              <w:jc w:val="center"/>
+            </w:pPr>
+            <w:r/>
+            <w:r>
+              <w:rPr>
+                <w:rFonts w:ascii="Times New Roman" w:hAnsi="Times New Roman" w:eastAsia="宋体"/>
+                <w:sz w:val="18"/>
+              </w:rPr>
+              <w:t>人工执行调仓单：跌破20日线，且 AI 09-14 复核意见亦点名应减该标的。</w:t>
+            </w:r>
+          </w:p>
+        </w:tc>
+      </w:tr>
+      <w:tr>
+        <w:tc>
+          <w:tcPr>
+            <w:tcW w:type="dxa" w:w="907"/>
+          </w:tcPr>
+          <w:p>
+            <w:pPr>
+              <w:jc w:val="center"/>
+            </w:pPr>
+            <w:r/>
+            <w:r>
+              <w:rPr>
+                <w:rFonts w:ascii="Times New Roman" w:hAnsi="Times New Roman" w:eastAsia="宋体"/>
+                <w:sz w:val="18"/>
+              </w:rPr>
+              <w:t>卖出</w:t>
+            </w:r>
+          </w:p>
+        </w:tc>
+        <w:tc>
+          <w:tcPr>
+            <w:tcW w:type="dxa" w:w="1474"/>
+          </w:tcPr>
+          <w:p>
+            <w:pPr>
+              <w:jc w:val="center"/>
+            </w:pPr>
+            <w:r/>
+            <w:r>
+              <w:rPr>
+                <w:rFonts w:ascii="Times New Roman" w:hAnsi="Times New Roman" w:eastAsia="宋体"/>
+                <w:sz w:val="18"/>
+              </w:rPr>
+              <w:t>招商轮船</w:t>
+            </w:r>
+          </w:p>
+        </w:tc>
+        <w:tc>
+          <w:tcPr>
+            <w:tcW w:type="dxa" w:w="1247"/>
+          </w:tcPr>
+          <w:p>
+            <w:pPr>
+              <w:jc w:val="center"/>
+            </w:pPr>
+            <w:r/>
+            <w:r>
+              <w:rPr>
+                <w:rFonts w:ascii="Times New Roman" w:hAnsi="Times New Roman" w:eastAsia="宋体"/>
+                <w:sz w:val="18"/>
+              </w:rPr>
+              <w:t>601872</w:t>
+            </w:r>
+          </w:p>
+        </w:tc>
+        <w:tc>
+          <w:tcPr>
+            <w:tcW w:type="dxa" w:w="1020"/>
+          </w:tcPr>
+          <w:p>
+            <w:pPr>
+              <w:jc w:val="center"/>
+            </w:pPr>
+            <w:r/>
+            <w:r>
+              <w:rPr>
+                <w:rFonts w:ascii="Times New Roman" w:hAnsi="Times New Roman" w:eastAsia="宋体"/>
+                <w:sz w:val="18"/>
+              </w:rPr>
+              <w:t>20.00</w:t>
+            </w:r>
+          </w:p>
+        </w:tc>
+        <w:tc>
+          <w:tcPr>
+            <w:tcW w:type="dxa" w:w="1134"/>
+          </w:tcPr>
+          <w:p>
+            <w:pPr>
+              <w:jc w:val="center"/>
+            </w:pPr>
+            <w:r/>
+            <w:r>
+              <w:rPr>
+                <w:rFonts w:ascii="Times New Roman" w:hAnsi="Times New Roman" w:eastAsia="宋体"/>
+                <w:sz w:val="18"/>
+              </w:rPr>
+              <w:t>500</w:t>
+            </w:r>
+          </w:p>
+        </w:tc>
+        <w:tc>
+          <w:tcPr>
+            <w:tcW w:type="dxa" w:w="1361"/>
+          </w:tcPr>
+          <w:p>
+            <w:pPr>
+              <w:jc w:val="center"/>
+            </w:pPr>
+            <w:r/>
+            <w:r>
+              <w:rPr>
+                <w:rFonts w:ascii="Times New Roman" w:hAnsi="Times New Roman" w:eastAsia="宋体"/>
+                <w:sz w:val="18"/>
+              </w:rPr>
+              <w:t>10000</w:t>
+            </w:r>
+          </w:p>
+        </w:tc>
+        <w:tc>
+          <w:tcPr>
+            <w:tcW w:type="dxa" w:w="3402"/>
+          </w:tcPr>
+          <w:p>
+            <w:pPr>
+              <w:jc w:val="center"/>
+            </w:pPr>
+            <w:r/>
+            <w:r>
+              <w:rPr>
+                <w:rFonts w:ascii="Times New Roman" w:hAnsi="Times New Roman" w:eastAsia="宋体"/>
+                <w:sz w:val="18"/>
+              </w:rPr>
+              <w:t>人工执行调仓单：09-14 当日建仓后即跌破成本，先减半（该股为AI建议的欠配标的，回到20日线上方可补回）。</w:t>
+            </w:r>
+          </w:p>
+        </w:tc>
+      </w:tr>
+    </w:tbl>
     <w:sectPr>
       <w:pgSz w:w="12240" w:h="15840"/>
       <w:pgMar w:top="1440" w:right="1800" w:bottom="1440" w:left="1800" w:header="720" w:footer="720" w:gutter="0"/>
